--- a/Tailored_CVs/Shinoy_WERVR_Test_Automation_Engineer.docx
+++ b/Tailored_CVs/Shinoy_WERVR_Test_Automation_Engineer.docx
@@ -70,7 +70,7 @@
           <w:b w:val="0"/>
           <w:sz w:val="19"/>
         </w:rPr>
-        <w:t>QA Automation Engineer with over 8 years of experience building scalable automation frameworks using Playwright, TypeScript, and Java. Proven background in executing both functional and automated tests, managing Git/GitHub workflows, and collaborating with cross-functional teams in complex environments. Currently residing in Amstelveen with a valid EU residence permit and ready to bring practical testing expertise to WERVR and the Belastingdienst.</w:t>
+        <w:t>QA Automation Engineer with over 8 years of experience building scalable test frameworks using Playwright, TypeScript, and Java. Proven expertise in CI/CD pipeline integration, API validation, and collaborating closely with cross-functional teams in complex financial and enterprise environments. Currently holding a valid EU residence permit in the Netherlands, I bring hands-on experience in test automation and process optimization to the WERVR project.</w:t>
       </w:r>
     </w:p>
     <w:p>
@@ -288,7 +288,7 @@
           <w:b w:val="0"/>
           <w:sz w:val="18"/>
         </w:rPr>
-        <w:t>▸ Migrated a SeleniumJava framework to Playwright TypeScript for endtoend workflows within a microservices architecture, boosting execution efficiency by 20%.</w:t>
+        <w:t>▸ Migrated SeleniumJava frameworks to Playwright TypeScript for endtoend workflows within microservices architectures, boosting execution efficiency by 20%.</w:t>
       </w:r>
     </w:p>
     <w:p>
@@ -301,7 +301,7 @@
           <w:b w:val="0"/>
           <w:sz w:val="18"/>
         </w:rPr>
-        <w:t>▸ Implemented CI/CD pipelines and ran scheduled automation regression test builds via Jenkins and Git, ensuring reliable and continuous delivery.</w:t>
+        <w:t>▸ Implemented CI/CD pipelines and ran scheduled automation regression test builds using Jenkins and modern version control systems.</w:t>
       </w:r>
     </w:p>
     <w:p>
@@ -314,7 +314,7 @@
           <w:b w:val="0"/>
           <w:sz w:val="18"/>
         </w:rPr>
-        <w:t>▸ Executed complex Oracle SQL queries and performed functional testing to validate massive datasets and ensure strict data integrity across backend workflows.</w:t>
+        <w:t>▸ Performed comprehensive geautomatiseerd en functioneel testen to ensure high release stability and software quality for complex financial applications.</w:t>
       </w:r>
     </w:p>
     <w:p>
@@ -327,7 +327,7 @@
           <w:b w:val="0"/>
           <w:sz w:val="18"/>
         </w:rPr>
-        <w:t>▸ Collaborated closely with crossfunctional teams, SREs, and business stakeholders to translate requirements into effective testing strategies and reduce defect leakage.</w:t>
+        <w:t>▸ Executed process analysis, managed defect tracking in Jira, and worked closely with stakeholders to align business logic with technical testing strategies.</w:t>
       </w:r>
     </w:p>
     <w:p>

--- a/Tailored_CVs/Shinoy_WERVR_Test_Automation_Engineer.docx
+++ b/Tailored_CVs/Shinoy_WERVR_Test_Automation_Engineer.docx
@@ -70,7 +70,7 @@
           <w:b w:val="0"/>
           <w:sz w:val="19"/>
         </w:rPr>
-        <w:t>QA Automation Engineer with over 8 years of experience building scalable test frameworks using Playwright, TypeScript, and Java. Proven expertise in CI/CD pipeline integration, API validation, and collaborating closely with cross-functional teams in complex financial and enterprise environments. Currently holding a valid EU residence permit in the Netherlands, I bring hands-on experience in test automation and process optimization to the WERVR project.</w:t>
+        <w:t>QA Automation Engineer with over 8 years of experience building scalable test frameworks using Playwright, TypeScript, and Java. Skilled in implementing CI/CD pipelines with GitHub Actions, Git, and YAML configurations for complex enterprise applications. Experienced in functional testing, process analysis, and collaborating closely with cross-functional business teams to ensure high software reliability.</w:t>
       </w:r>
     </w:p>
     <w:p>
@@ -288,7 +288,7 @@
           <w:b w:val="0"/>
           <w:sz w:val="18"/>
         </w:rPr>
-        <w:t>▸ Migrated SeleniumJava frameworks to Playwright TypeScript for endtoend workflows within microservices architectures, boosting execution efficiency by 20%.</w:t>
+        <w:t>▸ Migrated and maintained robust test frameworks using Playwright and TypeScript for complex endtoend workflows, boosting execution efficiency by 20%.</w:t>
       </w:r>
     </w:p>
     <w:p>
@@ -301,7 +301,7 @@
           <w:b w:val="0"/>
           <w:sz w:val="18"/>
         </w:rPr>
-        <w:t>▸ Implemented CI/CD pipelines and ran scheduled automation regression test builds using Jenkins and modern version control systems.</w:t>
+        <w:t>▸ Configured and managed version control and CI/CD processes using Git, GitHub, and YAML files to run automated regression test builds.</w:t>
       </w:r>
     </w:p>
     <w:p>
@@ -314,7 +314,7 @@
           <w:b w:val="0"/>
           <w:sz w:val="18"/>
         </w:rPr>
-        <w:t>▸ Performed comprehensive geautomatiseerd en functioneel testen to ensure high release stability and software quality for complex financial applications.</w:t>
+        <w:t>▸ Executed both geautomatiseerd (automated) and functioneel (functional) testing to validate complex business logic and data integrity.</w:t>
       </w:r>
     </w:p>
     <w:p>
@@ -327,7 +327,7 @@
           <w:b w:val="0"/>
           <w:sz w:val="18"/>
         </w:rPr>
-        <w:t>▸ Executed process analysis, managed defect tracking in Jira, and worked closely with stakeholders to align business logic with technical testing strategies.</w:t>
+        <w:t>▸ Conducted process analysis and aligned with business stakeholders to understand data usage and translate requirements into effective testing strategies.</w:t>
       </w:r>
     </w:p>
     <w:p>
